--- a/output/education/2026-03-28_medical-fee-revision-2026/medical-fee-revision-2026_guide_facilitator.docx
+++ b/output/education/2026-03-28_medical-fee-revision-2026/medical-fee-revision-2026_guide_facilitator.docx
@@ -2835,10 +2835,10 @@
         <w:tblLook w:firstColumn="1" w:firstRow="1" w:lastColumn="0" w:lastRow="0" w:noHBand="0" w:noVBand="1" w:val="04A0"/>
       </w:tblPr>
       <w:tblGrid>
-        <w:gridCol w:w="2160"/>
-        <w:gridCol w:w="2160"/>
-        <w:gridCol w:w="2160"/>
-        <w:gridCol w:w="2160"/>
+        <w:gridCol w:w="850"/>
+        <w:gridCol w:w="4696"/>
+        <w:gridCol w:w="850"/>
+        <w:gridCol w:w="4055"/>
       </w:tblGrid>
       <w:tr>
         <w:tc>
